--- a/testakten/sanierungsgewinn-insolvenzplan-grossbach-druckguss-erfurt-2026/02_insolvenzantrag_schutzschirm_grossbach.docx
+++ b/testakten/sanierungsgewinn-insolvenzplan-grossbach-druckguss-erfurt-2026/02_insolvenzantrag_schutzschirm_grossbach.docx
@@ -5,6 +5,7 @@
     <w:p>
       <w:pPr>
         <w:pStyle w:val="Heading1"/>
+        <w:spacing w:line="259" w:lineRule="auto" w:after="60"/>
       </w:pPr>
       <w:r>
         <w:rPr>
@@ -15,6 +16,7 @@
     </w:p>
     <w:p>
       <w:pPr>
+        <w:spacing w:line="259" w:lineRule="auto" w:after="60"/>
         <w:jc w:val="left"/>
       </w:pPr>
       <w:r>
@@ -29,6 +31,7 @@
     </w:p>
     <w:p>
       <w:pPr>
+        <w:spacing w:line="259" w:lineRule="auto" w:after="60"/>
         <w:jc w:val="left"/>
       </w:pPr>
       <w:r>
@@ -43,6 +46,7 @@
     </w:p>
     <w:p>
       <w:pPr>
+        <w:spacing w:line="259" w:lineRule="auto" w:after="60"/>
         <w:jc w:val="left"/>
       </w:pPr>
       <w:r>
@@ -57,20 +61,31 @@
     </w:p>
     <w:p>
       <w:pPr>
+        <w:spacing w:line="259" w:lineRule="auto" w:after="60"/>
         <w:jc w:val="left"/>
       </w:pPr>
       <w:r>
         <w:rPr>
-          <w:b/>
+          <w:rFonts w:ascii="Times New Roman" w:hAnsi="Times New Roman"/>
+          <w:b w:val="0"/>
+          <w:i w:val="0"/>
+          <w:sz w:val="22"/>
         </w:rPr>
         <w:t>Aktenzeichen:</w:t>
       </w:r>
       <w:r>
+        <w:rPr>
+          <w:rFonts w:ascii="Times New Roman" w:hAnsi="Times New Roman"/>
+          <w:b w:val="0"/>
+          <w:i w:val="0"/>
+          <w:sz w:val="22"/>
+        </w:rPr>
         <w:t xml:space="preserve"> 60 IN 188/26.</w:t>
       </w:r>
     </w:p>
     <w:p>
       <w:pPr>
+        <w:spacing w:line="259" w:lineRule="auto" w:after="60"/>
         <w:jc w:val="left"/>
       </w:pPr>
       <w:r>
@@ -86,25 +101,35 @@
     <w:p>
       <w:pPr>
         <w:pStyle w:val="Heading2"/>
+        <w:spacing w:before="120" w:after="60" w:line="259" w:lineRule="auto"/>
       </w:pPr>
       <w:r>
         <w:rPr>
           <w:rFonts w:ascii="Times New Roman" w:hAnsi="Times New Roman"/>
+          <w:b/>
+          <w:sz w:val="22"/>
         </w:rPr>
         <w:t>Antrag</w:t>
       </w:r>
     </w:p>
     <w:p>
       <w:pPr>
+        <w:spacing w:before="120" w:after="60" w:line="259" w:lineRule="auto"/>
         <w:jc w:val="left"/>
       </w:pPr>
       <w:r>
+        <w:rPr>
+          <w:rFonts w:ascii="Times New Roman" w:hAnsi="Times New Roman"/>
+          <w:b/>
+          <w:sz w:val="22"/>
+        </w:rPr>
         <w:t>Es wird beantragt,</w:t>
       </w:r>
     </w:p>
     <w:p>
       <w:pPr>
         <w:pStyle w:val="ListNumber"/>
+        <w:spacing w:line="259" w:lineRule="auto" w:after="60"/>
       </w:pPr>
       <w:r>
         <w:t>das Insolvenzverfahren über das Vermögen der Antragstellerin als Schutzschirmverfahren nach § 270d InsO anzuordnen,</w:t>
@@ -113,6 +138,7 @@
     <w:p>
       <w:pPr>
         <w:pStyle w:val="ListNumber"/>
+        <w:spacing w:line="259" w:lineRule="auto" w:after="60"/>
       </w:pPr>
       <w:r>
         <w:t>die Eigenverwaltung anzuordnen, § 270b InsO,</w:t>
@@ -121,6 +147,7 @@
     <w:p>
       <w:pPr>
         <w:pStyle w:val="ListNumber"/>
+        <w:spacing w:line="259" w:lineRule="auto" w:after="60"/>
       </w:pPr>
       <w:r>
         <w:t>der Antragstellerin Frist bis 12.05.2026 zur Vorlage eines Insolvenzplans zu setzen,</w:t>
@@ -129,6 +156,7 @@
     <w:p>
       <w:pPr>
         <w:pStyle w:val="ListNumber"/>
+        <w:spacing w:line="259" w:lineRule="auto" w:after="60"/>
       </w:pPr>
       <w:r>
         <w:t>einen vorläufigen Sachwalter zu bestellen.</w:t>
@@ -137,6 +165,7 @@
     <w:p>
       <w:pPr>
         <w:pStyle w:val="Heading2"/>
+        <w:spacing w:line="259" w:lineRule="auto" w:after="60"/>
       </w:pPr>
       <w:r>
         <w:rPr>
@@ -148,6 +177,7 @@
     <w:p>
       <w:pPr>
         <w:pStyle w:val="Heading3"/>
+        <w:spacing w:line="259" w:lineRule="auto" w:after="60"/>
       </w:pPr>
       <w:r>
         <w:rPr>
@@ -158,6 +188,7 @@
     </w:p>
     <w:p>
       <w:pPr>
+        <w:spacing w:line="259" w:lineRule="auto" w:after="60"/>
         <w:jc w:val="left"/>
       </w:pPr>
       <w:r>
@@ -167,6 +198,7 @@
     <w:p>
       <w:pPr>
         <w:pStyle w:val="Heading3"/>
+        <w:spacing w:line="259" w:lineRule="auto" w:after="60"/>
       </w:pPr>
       <w:r>
         <w:rPr>
@@ -177,6 +209,7 @@
     </w:p>
     <w:p>
       <w:pPr>
+        <w:spacing w:line="259" w:lineRule="auto" w:after="60"/>
         <w:jc w:val="left"/>
       </w:pPr>
       <w:r>
@@ -186,6 +219,7 @@
     <w:p>
       <w:pPr>
         <w:pStyle w:val="ListBullet"/>
+        <w:spacing w:line="259" w:lineRule="auto" w:after="60"/>
       </w:pPr>
       <w:r>
         <w:t>Die Antragstellerin ist drohend zahlungsunfähig.</w:t>
@@ -194,6 +228,7 @@
     <w:p>
       <w:pPr>
         <w:pStyle w:val="ListBullet"/>
+        <w:spacing w:line="259" w:lineRule="auto" w:after="60"/>
       </w:pPr>
       <w:r>
         <w:t>Die angestrebte Sanierung ist nicht offensichtlich aussichtslos.</w:t>
@@ -202,6 +237,7 @@
     <w:p>
       <w:pPr>
         <w:pStyle w:val="ListBullet"/>
+        <w:spacing w:line="259" w:lineRule="auto" w:after="60"/>
       </w:pPr>
       <w:r>
         <w:t>Voraussichtliches Sanierungsinstrument: Insolvenzplan mit Forderungsverzicht der ungesicherten Gläubiger von etwa 38 Mio EUR und Anteilsübernahme durch einen externen Investor (LR Industrial AG, Berlin).</w:t>
@@ -210,6 +246,7 @@
     <w:p>
       <w:pPr>
         <w:pStyle w:val="Heading3"/>
+        <w:spacing w:line="259" w:lineRule="auto" w:after="60"/>
       </w:pPr>
       <w:r>
         <w:rPr>
@@ -474,6 +511,7 @@
     <w:p>
       <w:pPr>
         <w:pStyle w:val="Heading3"/>
+        <w:spacing w:line="259" w:lineRule="auto" w:after="60"/>
       </w:pPr>
       <w:r>
         <w:rPr>
@@ -485,6 +523,7 @@
     <w:p>
       <w:pPr>
         <w:pStyle w:val="ListBullet"/>
+        <w:spacing w:line="259" w:lineRule="auto" w:after="60"/>
       </w:pPr>
       <w:r>
         <w:t>Forderungsverzicht der ungesicherten Gläubiger von 38 Mio EUR (gemäß vorläufiger Plan-Eckpunkte, Anlage 6).</w:t>
@@ -493,6 +532,7 @@
     <w:p>
       <w:pPr>
         <w:pStyle w:val="ListBullet"/>
+        <w:spacing w:line="259" w:lineRule="auto" w:after="60"/>
       </w:pPr>
       <w:r>
         <w:t>Investor LR Industrial AG, Berlin, zugesichert: 6 Mio EUR Eigenkapital-Zuführung gegen 25 % KG-Anteile und 100 % Komplementär-GmbH.</w:t>
@@ -501,6 +541,7 @@
     <w:p>
       <w:pPr>
         <w:pStyle w:val="ListBullet"/>
+        <w:spacing w:line="259" w:lineRule="auto" w:after="60"/>
       </w:pPr>
       <w:r>
         <w:t>Personalanpassung: 60 Stellen über Aufhebungsverträge und Sozialplan, verbleibend 180 Mitarbeiter (Sozialplan in Verhandlung).</w:t>
@@ -509,6 +550,7 @@
     <w:p>
       <w:pPr>
         <w:pStyle w:val="ListBullet"/>
+        <w:spacing w:line="259" w:lineRule="auto" w:after="60"/>
       </w:pPr>
       <w:r>
         <w:t>Strategischer Pivot in Aluminium-Druckguss für Photovoltaik-Montage-Komponenten (Folgegeschäft mit Solarwerk Mecklenburg AG, MoU vom 02.02.2026).</w:t>
@@ -517,6 +559,7 @@
     <w:p>
       <w:pPr>
         <w:pStyle w:val="Heading2"/>
+        <w:spacing w:line="259" w:lineRule="auto" w:after="60"/>
       </w:pPr>
       <w:r>
         <w:rPr>
@@ -527,6 +570,7 @@
     </w:p>
     <w:p>
       <w:pPr>
+        <w:spacing w:line="259" w:lineRule="auto" w:after="60"/>
         <w:jc w:val="left"/>
       </w:pPr>
       <w:r>
@@ -536,6 +580,7 @@
     <w:p>
       <w:pPr>
         <w:pStyle w:val="ListNumber"/>
+        <w:spacing w:line="259" w:lineRule="auto" w:after="60"/>
       </w:pPr>
       <w:r>
         <w:t>das Schutzschirmverfahren nach § 270d InsO angeordnet,</w:t>
@@ -544,6 +589,7 @@
     <w:p>
       <w:pPr>
         <w:pStyle w:val="ListNumber"/>
+        <w:spacing w:line="259" w:lineRule="auto" w:after="60"/>
       </w:pPr>
       <w:r>
         <w:t>die Eigenverwaltung angeordnet,</w:t>
@@ -552,6 +598,7 @@
     <w:p>
       <w:pPr>
         <w:pStyle w:val="ListNumber"/>
+        <w:spacing w:line="259" w:lineRule="auto" w:after="60"/>
       </w:pPr>
       <w:r>
         <w:t>RA Klaus Hattenberg (Hattenberg Sanierung GbR, Erfurt) zum vorläufigen Sachwalter bestellt,</w:t>
@@ -560,6 +607,7 @@
     <w:p>
       <w:pPr>
         <w:pStyle w:val="ListNumber"/>
+        <w:spacing w:line="259" w:lineRule="auto" w:after="60"/>
       </w:pPr>
       <w:r>
         <w:t>der Schuldnerin Frist zur Vorlage eines Insolvenzplans bis 12.05.2026 gesetzt,</w:t>
@@ -568,6 +616,7 @@
     <w:p>
       <w:pPr>
         <w:pStyle w:val="ListNumber"/>
+        <w:spacing w:line="259" w:lineRule="auto" w:after="60"/>
       </w:pPr>
       <w:r>
         <w:t>für die Dauer des Schutzschirmverfahrens Massnahmen der Zwangsvollstreckung gegen die Schuldnerin gemäß § 21 Abs. 2 Satz 1 Nr. 3 InsO untersagt.</w:t>
@@ -576,6 +625,7 @@
     <w:p>
       <w:pPr>
         <w:pStyle w:val="Heading2"/>
+        <w:spacing w:line="259" w:lineRule="auto" w:after="60"/>
       </w:pPr>
       <w:r>
         <w:rPr>
@@ -587,6 +637,7 @@
     <w:p>
       <w:pPr>
         <w:pStyle w:val="ListBullet"/>
+        <w:spacing w:line="259" w:lineRule="auto" w:after="60"/>
       </w:pPr>
       <w:r>
         <w:t>Das Schutzschirmverfahren ist Sanierungsbedürftigkeit i.S.v. § 3a EStG. Sanierungsfähigkeit ist durch das IDW S6-Sanierungskonzept Buchner &amp; Voltz vom 25.01.2026 belegt.</w:t>
@@ -595,6 +646,7 @@
     <w:p>
       <w:pPr>
         <w:pStyle w:val="ListBullet"/>
+        <w:spacing w:line="259" w:lineRule="auto" w:after="60"/>
       </w:pPr>
       <w:r>
         <w:t>Sanierungseignung ergibt sich aus dem Plan-Eckpunkte-Papier (Anlage 6 zum Antrag).</w:t>
@@ -603,6 +655,7 @@
     <w:p>
       <w:pPr>
         <w:pStyle w:val="ListBullet"/>
+        <w:spacing w:line="259" w:lineRule="auto" w:after="60"/>
       </w:pPr>
       <w:r>
         <w:t>Sanierungsabsicht der Gläubiger wird durch das Gläubigerausschuss-Protokoll dokumentiert (siehe Aktenstück 04).</w:t>
@@ -611,6 +664,7 @@
     <w:p>
       <w:pPr>
         <w:pStyle w:val="Heading2"/>
+        <w:spacing w:line="259" w:lineRule="auto" w:after="60"/>
       </w:pPr>
       <w:r>
         <w:rPr>
@@ -933,13 +987,58 @@
       </w:tr>
     </w:tbl>
     <w:sectPr>
+      <w:headerReference w:type="default" r:id="rId9"/>
+      <w:footerReference w:type="default" r:id="rId10"/>
       <w:pgSz w:w="11906" w:h="16838"/>
-      <w:pgMar w:top="1417" w:right="1417" w:bottom="1417" w:left="1417" w:header="720" w:footer="720" w:gutter="0"/>
+      <w:pgMar w:top="1191" w:right="1247" w:bottom="1134" w:left="1361" w:header="720" w:footer="720" w:gutter="0"/>
       <w:cols w:space="720"/>
       <w:docGrid w:linePitch="360"/>
     </w:sectPr>
   </w:body>
 </w:document>
+</file>
+
+<file path=word/footer1.xml><?xml version="1.0" encoding="utf-8"?>
+<w:ftr xmlns:m="http://schemas.openxmlformats.org/officeDocument/2006/math" xmlns:mc="http://schemas.openxmlformats.org/markup-compatibility/2006" xmlns:mo="http://schemas.microsoft.com/office/mac/office/2008/main" xmlns:mv="urn:schemas-microsoft-com:mac:vml" xmlns:o="urn:schemas-microsoft-com:office:office" xmlns:r="http://schemas.openxmlformats.org/officeDocument/2006/relationships" xmlns:v="urn:schemas-microsoft-com:vml" xmlns:w10="urn:schemas-microsoft-com:office:word" xmlns:w14="http://schemas.microsoft.com/office/word/2010/wordml" xmlns:w="http://schemas.openxmlformats.org/wordprocessingml/2006/main" xmlns:wne="http://schemas.microsoft.com/office/word/2006/wordml" xmlns:wp14="http://schemas.microsoft.com/office/word/2010/wordprocessingDrawing" xmlns:wp="http://schemas.openxmlformats.org/drawingml/2006/wordprocessingDrawing" xmlns:wpc="http://schemas.microsoft.com/office/word/2010/wordprocessingCanvas" xmlns:wpg="http://schemas.microsoft.com/office/word/2010/wordprocessingGroup" xmlns:wpi="http://schemas.microsoft.com/office/word/2010/wordprocessingInk" xmlns:wps="http://schemas.microsoft.com/office/word/2010/wordprocessingShape" mc:Ignorable="w14 wp14">
+  <w:p>
+    <w:pPr>
+      <w:pStyle w:val="Footer"/>
+      <w:jc w:val="left"/>
+    </w:pPr>
+    <w:r/>
+    <w:r>
+      <w:rPr>
+        <w:rFonts w:ascii="Times New Roman" w:hAnsi="Times New Roman"/>
+        <w:b w:val="0"/>
+        <w:color w:val="777777"/>
+        <w:sz w:val="17"/>
+      </w:rPr>
+      <w:t>Vertraulich | Bearbeitungsstand Juli 2026 | nur zur Aktenbearbeitung</w:t>
+    </w:r>
+  </w:p>
+</w:ftr>
+</file>
+
+<file path=word/header1.xml><?xml version="1.0" encoding="utf-8"?>
+<w:hdr xmlns:m="http://schemas.openxmlformats.org/officeDocument/2006/math" xmlns:mc="http://schemas.openxmlformats.org/markup-compatibility/2006" xmlns:mo="http://schemas.microsoft.com/office/mac/office/2008/main" xmlns:mv="urn:schemas-microsoft-com:mac:vml" xmlns:o="urn:schemas-microsoft-com:office:office" xmlns:r="http://schemas.openxmlformats.org/officeDocument/2006/relationships" xmlns:v="urn:schemas-microsoft-com:vml" xmlns:w10="urn:schemas-microsoft-com:office:word" xmlns:w14="http://schemas.microsoft.com/office/word/2010/wordml" xmlns:w="http://schemas.openxmlformats.org/wordprocessingml/2006/main" xmlns:wne="http://schemas.microsoft.com/office/word/2006/wordml" xmlns:wp14="http://schemas.microsoft.com/office/word/2010/wordprocessingDrawing" xmlns:wp="http://schemas.openxmlformats.org/drawingml/2006/wordprocessingDrawing" xmlns:wpc="http://schemas.microsoft.com/office/word/2010/wordprocessingCanvas" xmlns:wpg="http://schemas.microsoft.com/office/word/2010/wordprocessingGroup" xmlns:wpi="http://schemas.microsoft.com/office/word/2010/wordprocessingInk" xmlns:wps="http://schemas.microsoft.com/office/word/2010/wordprocessingShape" mc:Ignorable="w14 wp14">
+  <w:p>
+    <w:pPr>
+      <w:pStyle w:val="Header"/>
+      <w:jc w:val="left"/>
+    </w:pPr>
+    <w:r/>
+    <w:r>
+      <w:rPr>
+        <w:rFonts w:ascii="Times New Roman" w:hAnsi="Times New Roman"/>
+        <w:b w:val="0"/>
+        <w:i w:val="0"/>
+        <w:color w:val="666666"/>
+        <w:sz w:val="17"/>
+      </w:rPr>
+      <w:t>Lindenhof und Partner mbB | Insolvenz- und Restrukturierungsakte | Bearbeitungsstand Juli 2026</w:t>
+    </w:r>
+  </w:p>
+</w:hdr>
 </file>
 
 <file path=word/numbering.xml><?xml version="1.0" encoding="utf-8"?>
@@ -1656,11 +1755,12 @@
       <w:contextualSpacing/>
     </w:pPr>
     <w:rPr>
-      <w:rFonts w:asciiTheme="majorHAnsi" w:eastAsiaTheme="majorEastAsia" w:hAnsiTheme="majorHAnsi" w:cstheme="majorBidi"/>
+      <w:rFonts w:asciiTheme="majorHAnsi" w:eastAsiaTheme="majorEastAsia" w:hAnsiTheme="majorHAnsi" w:cstheme="majorBidi" w:ascii="Times New Roman" w:hAnsi="Times New Roman"/>
+      <w:b/>
       <w:color w:val="17365D" w:themeColor="text2" w:themeShade="BF"/>
       <w:spacing w:val="5"/>
       <w:kern w:val="28"/>
-      <w:sz w:val="52"/>
+      <w:sz w:val="30"/>
       <w:szCs w:val="52"/>
     </w:rPr>
   </w:style>
